--- a/CV - RABARA.docx
+++ b/CV - RABARA.docx
@@ -968,6 +968,111 @@
           <w:color w:val="1A1A1A"/>
           <w:sz w:val="21"/>
         </w:rPr>
+        <w:t>Rise In × Stellar</w:t>
+      </w:r>
+      <w:r>
+        <w:tab/>
+      </w:r>
+      <w:r>
+        <w:rPr>
+          <w:rFonts w:ascii="Calibri" w:hAnsi="Calibri" w:eastAsia="Calibri"/>
+          <w:b w:val="0"/>
+          <w:i w:val="0"/>
+          <w:caps w:val="0"/>
+          <w:color w:val="444444"/>
+          <w:sz w:val="20"/>
+        </w:rPr>
+        <w:t>June 2026 – August 2026</w:t>
+      </w:r>
+    </w:p>
+    <w:p>
+      <w:pPr>
+        <w:keepNext/>
+        <w:spacing w:before="20" w:after="60" w:line="240" w:lineRule="auto"/>
+      </w:pPr>
+      <w:r>
+        <w:rPr>
+          <w:rFonts w:ascii="Calibri" w:hAnsi="Calibri" w:eastAsia="Calibri"/>
+          <w:b w:val="0"/>
+          <w:i/>
+          <w:caps w:val="0"/>
+          <w:color w:val="444444"/>
+          <w:sz w:val="21"/>
+        </w:rPr>
+        <w:t>Stellar Journey to Mastery Program</w:t>
+      </w:r>
+    </w:p>
+    <w:p>
+      <w:pPr>
+        <w:pStyle w:val="ListBullet"/>
+        <w:spacing w:before="0" w:after="60" w:line="269" w:lineRule="auto"/>
+        <w:ind w:left="374" w:hanging="230"/>
+      </w:pPr>
+      <w:r>
+        <w:rPr>
+          <w:rFonts w:ascii="Calibri" w:hAnsi="Calibri" w:eastAsia="Calibri"/>
+          <w:b w:val="0"/>
+          <w:i w:val="0"/>
+          <w:caps w:val="0"/>
+          <w:color w:val="1A1A1A"/>
+          <w:sz w:val="21"/>
+        </w:rPr>
+        <w:t>Graduated from a three-month Stellar builder program covering Soroban smart contracts in Rust, the Stellar SDK, and wallet integration.</w:t>
+      </w:r>
+    </w:p>
+    <w:p>
+      <w:pPr>
+        <w:pStyle w:val="ListBullet"/>
+        <w:spacing w:before="0" w:after="60" w:line="269" w:lineRule="auto"/>
+        <w:ind w:left="374" w:hanging="230"/>
+      </w:pPr>
+      <w:r>
+        <w:rPr>
+          <w:rFonts w:ascii="Calibri" w:hAnsi="Calibri" w:eastAsia="Calibri"/>
+          <w:b w:val="0"/>
+          <w:i w:val="0"/>
+          <w:caps w:val="0"/>
+          <w:color w:val="1A1A1A"/>
+          <w:sz w:val="21"/>
+        </w:rPr>
+        <w:t>Built Word Scramble, a game with an on-chain leaderboard: scores are written to a Soroban contract, and milestones mint achievement badges through an inter-contract call. Deployed to Stellar Mainnet.</w:t>
+      </w:r>
+    </w:p>
+    <w:p>
+      <w:pPr>
+        <w:pStyle w:val="ListBullet"/>
+        <w:spacing w:before="0" w:after="60" w:line="269" w:lineRule="auto"/>
+        <w:ind w:left="374" w:hanging="230"/>
+      </w:pPr>
+      <w:r>
+        <w:rPr>
+          <w:rFonts w:ascii="Calibri" w:hAnsi="Calibri" w:eastAsia="Calibri"/>
+          <w:b w:val="0"/>
+          <w:i w:val="0"/>
+          <w:caps w:val="0"/>
+          <w:color w:val="1A1A1A"/>
+          <w:sz w:val="21"/>
+        </w:rPr>
+        <w:t>Added a Cloudflare Worker that sponsors account creation and transaction fees, so players never need to hold XLM; the game reached 50+ testnet users.</w:t>
+      </w:r>
+    </w:p>
+    <w:p>
+      <w:pPr>
+        <w:keepNext/>
+        <w:tabs>
+          <w:tab w:pos="10224" w:val="right"/>
+        </w:tabs>
+        <w:spacing w:before="140" w:after="0" w:line="240" w:lineRule="auto"/>
+      </w:pPr>
+      <w:r>
+        <w:rPr>
+          <w:rFonts w:ascii="Calibri" w:hAnsi="Calibri" w:eastAsia="Calibri"/>
+          <w:b/>
+          <w:i w:val="0"/>
+          <w:caps w:val="0"/>
+          <w:color w:val="1A1A1A"/>
+          <w:sz w:val="21"/>
+        </w:rPr>
         <w:t>Direcho Trabaho and Coding School</w:t>
       </w:r>
       <w:r>
@@ -1977,6 +2082,111 @@
     <w:p>
       <w:pPr>
         <w:keepNext/>
+        <w:tabs>
+          <w:tab w:pos="10224" w:val="right"/>
+        </w:tabs>
+        <w:spacing w:before="140" w:after="0" w:line="240" w:lineRule="auto"/>
+      </w:pPr>
+      <w:r>
+        <w:rPr>
+          <w:rFonts w:ascii="Calibri" w:hAnsi="Calibri" w:eastAsia="Calibri"/>
+          <w:b/>
+          <w:i w:val="0"/>
+          <w:caps w:val="0"/>
+          <w:color w:val="1A1A1A"/>
+          <w:sz w:val="21"/>
+        </w:rPr>
+        <w:t>Self-Directed Learning</w:t>
+      </w:r>
+      <w:r>
+        <w:tab/>
+      </w:r>
+      <w:r>
+        <w:rPr>
+          <w:rFonts w:ascii="Calibri" w:hAnsi="Calibri" w:eastAsia="Calibri"/>
+          <w:b w:val="0"/>
+          <w:i w:val="0"/>
+          <w:caps w:val="0"/>
+          <w:color w:val="444444"/>
+          <w:sz w:val="20"/>
+        </w:rPr>
+        <w:t>2026 – Present</w:t>
+      </w:r>
+    </w:p>
+    <w:p>
+      <w:pPr>
+        <w:keepNext/>
+        <w:spacing w:before="20" w:after="60" w:line="240" w:lineRule="auto"/>
+      </w:pPr>
+      <w:r>
+        <w:rPr>
+          <w:rFonts w:ascii="Calibri" w:hAnsi="Calibri" w:eastAsia="Calibri"/>
+          <w:b w:val="0"/>
+          <w:i/>
+          <w:caps w:val="0"/>
+          <w:color w:val="444444"/>
+          <w:sz w:val="21"/>
+        </w:rPr>
+        <w:t>Online curricula and guided projects</w:t>
+      </w:r>
+    </w:p>
+    <w:p>
+      <w:pPr>
+        <w:pStyle w:val="ListBullet"/>
+        <w:spacing w:before="0" w:after="60" w:line="269" w:lineRule="auto"/>
+        <w:ind w:left="374" w:hanging="230"/>
+      </w:pPr>
+      <w:r>
+        <w:rPr>
+          <w:rFonts w:ascii="Calibri" w:hAnsi="Calibri" w:eastAsia="Calibri"/>
+          <w:b w:val="0"/>
+          <w:i w:val="0"/>
+          <w:caps w:val="0"/>
+          <w:color w:val="1A1A1A"/>
+          <w:sz w:val="21"/>
+        </w:rPr>
+        <w:t>The Odin Project — Full Stack Ruby on Rails path (in progress): Foundations course (HTML, CSS, Flexbox, JavaScript, Git) and the Ruby course (object-oriented programming, RSpec testing, data structures and algorithms). First project: Recipes (github.com/Jrabara101/odin-recipes).</w:t>
+      </w:r>
+    </w:p>
+    <w:p>
+      <w:pPr>
+        <w:pStyle w:val="ListBullet"/>
+        <w:spacing w:before="0" w:after="60" w:line="269" w:lineRule="auto"/>
+        <w:ind w:left="374" w:hanging="230"/>
+      </w:pPr>
+      <w:r>
+        <w:rPr>
+          <w:rFonts w:ascii="Calibri" w:hAnsi="Calibri" w:eastAsia="Calibri"/>
+          <w:b w:val="0"/>
+          <w:i w:val="0"/>
+          <w:caps w:val="0"/>
+          <w:color w:val="1A1A1A"/>
+          <w:sz w:val="21"/>
+        </w:rPr>
+        <w:t>freeCodeCamp — Earned the Responsive Web Design Developer Certification (~300 hours) in September 2026.</w:t>
+      </w:r>
+    </w:p>
+    <w:p>
+      <w:pPr>
+        <w:pStyle w:val="ListBullet"/>
+        <w:spacing w:before="0" w:after="60" w:line="269" w:lineRule="auto"/>
+        <w:ind w:left="374" w:hanging="230"/>
+      </w:pPr>
+      <w:r>
+        <w:rPr>
+          <w:rFonts w:ascii="Calibri" w:hAnsi="Calibri" w:eastAsia="Calibri"/>
+          <w:b w:val="0"/>
+          <w:i w:val="0"/>
+          <w:caps w:val="0"/>
+          <w:color w:val="1A1A1A"/>
+          <w:sz w:val="21"/>
+        </w:rPr>
+        <w:t>NextWork — Completed guided projects: Get Started with Claude Code; Design to Code with Paper + Claude Code via MCP; Build a Dashboard with Claude Artifacts; Learn Git Fundamentals.</w:t>
+      </w:r>
+    </w:p>
+    <w:p>
+      <w:pPr>
+        <w:keepNext/>
         <w:spacing w:before="260" w:after="120" w:line="240" w:lineRule="auto"/>
         <w:pBdr>
           <w:bottom w:val="single" w:sz="6" w:space="2" w:color="9A9A9A"/>
@@ -2009,7 +2219,7 @@
           <w:color w:val="1A1A1A"/>
           <w:sz w:val="21"/>
         </w:rPr>
-        <w:t>DICT Region IV-A — Web Development using PHP</w:t>
+        <w:t>freeCodeCamp — Responsive Web Design Developer Certification, ~300 hours (2026)</w:t>
       </w:r>
     </w:p>
     <w:p>
@@ -2027,7 +2237,7 @@
           <w:color w:val="1A1A1A"/>
           <w:sz w:val="21"/>
         </w:rPr>
-        <w:t>DICT Region I — AI 101: Artificial Intelligence Understanding</w:t>
+        <w:t>Rise In × Stellar — Stellar Journey to Mastery Program, graduation certificate (2026)</w:t>
       </w:r>
     </w:p>
     <w:p>
@@ -2045,7 +2255,7 @@
           <w:color w:val="1A1A1A"/>
           <w:sz w:val="21"/>
         </w:rPr>
-        <w:t>Ground Gurus — Build Modern Web Applications with Laravel and React</w:t>
+        <w:t>Ground Gurus — AI-Powered Applications with OpenAI &amp; .NET (2026)</w:t>
       </w:r>
     </w:p>
     <w:p>
@@ -2063,7 +2273,7 @@
           <w:color w:val="1A1A1A"/>
           <w:sz w:val="21"/>
         </w:rPr>
-        <w:t>Ground Gurus — Laravel Fundamentals and Beyond</w:t>
+        <w:t>Ground Gurus — Build Modern Web Applications with Laravel and React (2025)</w:t>
       </w:r>
     </w:p>
     <w:p>
@@ -2081,7 +2291,7 @@
           <w:color w:val="1A1A1A"/>
           <w:sz w:val="21"/>
         </w:rPr>
-        <w:t>Ground Gurus — Web Fundamentals &amp; Front-End Essentials: PHP Core &amp; Object-Oriented Programming</w:t>
+        <w:t>Ground Gurus — Laravel Fundamentals and Beyond (2025)</w:t>
       </w:r>
     </w:p>
     <w:p>
@@ -2099,7 +2309,7 @@
           <w:color w:val="1A1A1A"/>
           <w:sz w:val="21"/>
         </w:rPr>
-        <w:t>Ground Gurus — Web Programming using HTML, CSS, and JavaScript</w:t>
+        <w:t>Ground Gurus — Web Fundamentals &amp; Front-End Essentials: PHP Core &amp; Object-Oriented Programming (2025)</w:t>
       </w:r>
     </w:p>
     <w:p>
@@ -2117,7 +2327,7 @@
           <w:color w:val="1A1A1A"/>
           <w:sz w:val="21"/>
         </w:rPr>
-        <w:t>Direcho Trabaho and Coding School — React Web Development Bootcamp</w:t>
+        <w:t>Ground Gurus — Web Development with React (2025)</w:t>
       </w:r>
     </w:p>
     <w:p>
@@ -2135,7 +2345,7 @@
           <w:color w:val="1A1A1A"/>
           <w:sz w:val="21"/>
         </w:rPr>
-        <w:t>Direcho Trabaho and Coding School — JavaScript Web Fundamentals Bootcamp</w:t>
+        <w:t>Ground Gurus — Introduction to Programming using HTML, CSS &amp; JavaScript (2025)</w:t>
       </w:r>
     </w:p>
     <w:p>
@@ -2153,7 +2363,7 @@
           <w:color w:val="1A1A1A"/>
           <w:sz w:val="21"/>
         </w:rPr>
-        <w:t>Uplift Code Camp x TAHA Foundation — Front-End Programming Bootcamp</w:t>
+        <w:t>Cisco Networking Academy — C++ Essentials 1 and 2; HTML Essentials (2026)</w:t>
       </w:r>
     </w:p>
     <w:p>
@@ -2171,7 +2381,7 @@
           <w:color w:val="1A1A1A"/>
           <w:sz w:val="21"/>
         </w:rPr>
-        <w:t>WPH Academy — WPH Coding Bootcamp</w:t>
+        <w:t>Cisco Networking Academy — Introduction to Cybersecurity; Networking Basics (2024)</w:t>
       </w:r>
     </w:p>
     <w:p>
@@ -2189,7 +2399,7 @@
           <w:color w:val="1A1A1A"/>
           <w:sz w:val="21"/>
         </w:rPr>
-        <w:t>Cisco Networking Academy — Networking Basics</w:t>
+        <w:t>Microsoft Learn — Microsoft Security Operations Analyst (2025)</w:t>
       </w:r>
     </w:p>
     <w:p>
@@ -2207,7 +2417,7 @@
           <w:color w:val="1A1A1A"/>
           <w:sz w:val="21"/>
         </w:rPr>
-        <w:t>Virtuals Protocol — Data Scraping Bootcamp II</w:t>
+        <w:t>DICT Region IV-A — Web Development for Web Developers, 40-hour training (2023)</w:t>
       </w:r>
     </w:p>
     <w:p>
@@ -2225,7 +2435,7 @@
           <w:color w:val="1A1A1A"/>
           <w:sz w:val="21"/>
         </w:rPr>
-        <w:t>Campus Devcon — Tech Nexus 2024</w:t>
+        <w:t>DICT Region IV-A — Web Accessibility Audit, 5-day training (2023)</w:t>
       </w:r>
     </w:p>
     <w:p>
@@ -2243,7 +2453,7 @@
           <w:color w:val="1A1A1A"/>
           <w:sz w:val="21"/>
         </w:rPr>
-        <w:t>Design Camp — Graphic Design Course</w:t>
+        <w:t>DICT Region I — AI 101: Better Understanding of Artificial Intelligence (2024)</w:t>
       </w:r>
     </w:p>
     <w:p>
@@ -2261,7 +2471,7 @@
           <w:color w:val="1A1A1A"/>
           <w:sz w:val="21"/>
         </w:rPr>
-        <w:t>Technovative Learning Center — Mechatronics Servicing NC II</w:t>
+        <w:t>DICT MIMAROPA — Cybersecurity Proficiency Upskilling: Ethical Hacking (2024)</w:t>
       </w:r>
     </w:p>
     <w:p>
@@ -2279,7 +2489,241 @@
           <w:color w:val="1A1A1A"/>
           <w:sz w:val="21"/>
         </w:rPr>
-        <w:t>Lyceum of Alabang — Project Management: Guide to Future Projects</w:t>
+        <w:t>Direcho Trabaho and Coding School — Web Development with JavaScript (2025)</w:t>
+      </w:r>
+    </w:p>
+    <w:p>
+      <w:pPr>
+        <w:pStyle w:val="ListBullet"/>
+        <w:spacing w:before="0" w:after="60" w:line="269" w:lineRule="auto"/>
+        <w:ind w:left="374" w:hanging="230"/>
+      </w:pPr>
+      <w:r>
+        <w:rPr>
+          <w:rFonts w:ascii="Calibri" w:hAnsi="Calibri" w:eastAsia="Calibri"/>
+          <w:b w:val="0"/>
+          <w:i w:val="0"/>
+          <w:caps w:val="0"/>
+          <w:color w:val="1A1A1A"/>
+          <w:sz w:val="21"/>
+        </w:rPr>
+        <w:t>Direcho Trabaho and Coding School — React Web Development Bootcamp (2025)</w:t>
+      </w:r>
+    </w:p>
+    <w:p>
+      <w:pPr>
+        <w:pStyle w:val="ListBullet"/>
+        <w:spacing w:before="0" w:after="60" w:line="269" w:lineRule="auto"/>
+        <w:ind w:left="374" w:hanging="230"/>
+      </w:pPr>
+      <w:r>
+        <w:rPr>
+          <w:rFonts w:ascii="Calibri" w:hAnsi="Calibri" w:eastAsia="Calibri"/>
+          <w:b w:val="0"/>
+          <w:i w:val="0"/>
+          <w:caps w:val="0"/>
+          <w:color w:val="1A1A1A"/>
+          <w:sz w:val="21"/>
+        </w:rPr>
+        <w:t>Uplift Code Camp x TAHA Foundation — Front-End Programming Bootcamp (2025)</w:t>
+      </w:r>
+    </w:p>
+    <w:p>
+      <w:pPr>
+        <w:pStyle w:val="ListBullet"/>
+        <w:spacing w:before="0" w:after="60" w:line="269" w:lineRule="auto"/>
+        <w:ind w:left="374" w:hanging="230"/>
+      </w:pPr>
+      <w:r>
+        <w:rPr>
+          <w:rFonts w:ascii="Calibri" w:hAnsi="Calibri" w:eastAsia="Calibri"/>
+          <w:b w:val="0"/>
+          <w:i w:val="0"/>
+          <w:caps w:val="0"/>
+          <w:color w:val="1A1A1A"/>
+          <w:sz w:val="21"/>
+        </w:rPr>
+        <w:t>WPH Academy — Generative AI Awareness and Effective Prompting (2026)</w:t>
+      </w:r>
+    </w:p>
+    <w:p>
+      <w:pPr>
+        <w:pStyle w:val="ListBullet"/>
+        <w:spacing w:before="0" w:after="60" w:line="269" w:lineRule="auto"/>
+        <w:ind w:left="374" w:hanging="230"/>
+      </w:pPr>
+      <w:r>
+        <w:rPr>
+          <w:rFonts w:ascii="Calibri" w:hAnsi="Calibri" w:eastAsia="Calibri"/>
+          <w:b w:val="0"/>
+          <w:i w:val="0"/>
+          <w:caps w:val="0"/>
+          <w:color w:val="1A1A1A"/>
+          <w:sz w:val="21"/>
+        </w:rPr>
+        <w:t>WPH Academy — WPH Codecraft (2025); WPH Coding Bootcamp (2024)</w:t>
+      </w:r>
+    </w:p>
+    <w:p>
+      <w:pPr>
+        <w:pStyle w:val="ListBullet"/>
+        <w:spacing w:before="0" w:after="60" w:line="269" w:lineRule="auto"/>
+        <w:ind w:left="374" w:hanging="230"/>
+      </w:pPr>
+      <w:r>
+        <w:rPr>
+          <w:rFonts w:ascii="Calibri" w:hAnsi="Calibri" w:eastAsia="Calibri"/>
+          <w:b w:val="0"/>
+          <w:i w:val="0"/>
+          <w:caps w:val="0"/>
+          <w:color w:val="1A1A1A"/>
+          <w:sz w:val="21"/>
+        </w:rPr>
+        <w:t>DataCamp — Introduction to Python; Intermediate Python (2025)</w:t>
+      </w:r>
+    </w:p>
+    <w:p>
+      <w:pPr>
+        <w:pStyle w:val="ListBullet"/>
+        <w:spacing w:before="0" w:after="60" w:line="269" w:lineRule="auto"/>
+        <w:ind w:left="374" w:hanging="230"/>
+      </w:pPr>
+      <w:r>
+        <w:rPr>
+          <w:rFonts w:ascii="Calibri" w:hAnsi="Calibri" w:eastAsia="Calibri"/>
+          <w:b w:val="0"/>
+          <w:i w:val="0"/>
+          <w:caps w:val="0"/>
+          <w:color w:val="1A1A1A"/>
+          <w:sz w:val="21"/>
+        </w:rPr>
+        <w:t>DataCamp — Understanding Data Science; Understanding Data Visualization (2025)</w:t>
+      </w:r>
+    </w:p>
+    <w:p>
+      <w:pPr>
+        <w:pStyle w:val="ListBullet"/>
+        <w:spacing w:before="0" w:after="60" w:line="269" w:lineRule="auto"/>
+        <w:ind w:left="374" w:hanging="230"/>
+      </w:pPr>
+      <w:r>
+        <w:rPr>
+          <w:rFonts w:ascii="Calibri" w:hAnsi="Calibri" w:eastAsia="Calibri"/>
+          <w:b w:val="0"/>
+          <w:i w:val="0"/>
+          <w:caps w:val="0"/>
+          <w:color w:val="1A1A1A"/>
+          <w:sz w:val="21"/>
+        </w:rPr>
+        <w:t>Udemy — Machine Learning and Deep Learning Projects in Python; QR Code Generator Using JavaScript (2023)</w:t>
+      </w:r>
+    </w:p>
+    <w:p>
+      <w:pPr>
+        <w:pStyle w:val="ListBullet"/>
+        <w:spacing w:before="0" w:after="60" w:line="269" w:lineRule="auto"/>
+        <w:ind w:left="374" w:hanging="230"/>
+      </w:pPr>
+      <w:r>
+        <w:rPr>
+          <w:rFonts w:ascii="Calibri" w:hAnsi="Calibri" w:eastAsia="Calibri"/>
+          <w:b w:val="0"/>
+          <w:i w:val="0"/>
+          <w:caps w:val="0"/>
+          <w:color w:val="1A1A1A"/>
+          <w:sz w:val="21"/>
+        </w:rPr>
+        <w:t>Virtuals Protocol — Data Scraping Bootcamp II (2024)</w:t>
+      </w:r>
+    </w:p>
+    <w:p>
+      <w:pPr>
+        <w:pStyle w:val="ListBullet"/>
+        <w:spacing w:before="0" w:after="60" w:line="269" w:lineRule="auto"/>
+        <w:ind w:left="374" w:hanging="230"/>
+      </w:pPr>
+      <w:r>
+        <w:rPr>
+          <w:rFonts w:ascii="Calibri" w:hAnsi="Calibri" w:eastAsia="Calibri"/>
+          <w:b w:val="0"/>
+          <w:i w:val="0"/>
+          <w:caps w:val="0"/>
+          <w:color w:val="1A1A1A"/>
+          <w:sz w:val="21"/>
+        </w:rPr>
+        <w:t>Design Camp — Graphic Design Course (2024)</w:t>
+      </w:r>
+    </w:p>
+    <w:p>
+      <w:pPr>
+        <w:pStyle w:val="ListBullet"/>
+        <w:spacing w:before="0" w:after="60" w:line="269" w:lineRule="auto"/>
+        <w:ind w:left="374" w:hanging="230"/>
+      </w:pPr>
+      <w:r>
+        <w:rPr>
+          <w:rFonts w:ascii="Calibri" w:hAnsi="Calibri" w:eastAsia="Calibri"/>
+          <w:b w:val="0"/>
+          <w:i w:val="0"/>
+          <w:caps w:val="0"/>
+          <w:color w:val="1A1A1A"/>
+          <w:sz w:val="21"/>
+        </w:rPr>
+        <w:t>Campus Devcon — Tech Nexus 2024, Certificate of Recognition</w:t>
+      </w:r>
+    </w:p>
+    <w:p>
+      <w:pPr>
+        <w:pStyle w:val="ListBullet"/>
+        <w:spacing w:before="0" w:after="60" w:line="269" w:lineRule="auto"/>
+        <w:ind w:left="374" w:hanging="230"/>
+      </w:pPr>
+      <w:r>
+        <w:rPr>
+          <w:rFonts w:ascii="Calibri" w:hAnsi="Calibri" w:eastAsia="Calibri"/>
+          <w:b w:val="0"/>
+          <w:i w:val="0"/>
+          <w:caps w:val="0"/>
+          <w:color w:val="1A1A1A"/>
+          <w:sz w:val="21"/>
+        </w:rPr>
+        <w:t>Technovative Learning Center — Mechatronics Servicing NC II (2024)</w:t>
+      </w:r>
+    </w:p>
+    <w:p>
+      <w:pPr>
+        <w:pStyle w:val="ListBullet"/>
+        <w:spacing w:before="0" w:after="60" w:line="269" w:lineRule="auto"/>
+        <w:ind w:left="374" w:hanging="230"/>
+      </w:pPr>
+      <w:r>
+        <w:rPr>
+          <w:rFonts w:ascii="Calibri" w:hAnsi="Calibri" w:eastAsia="Calibri"/>
+          <w:b w:val="0"/>
+          <w:i w:val="0"/>
+          <w:caps w:val="0"/>
+          <w:color w:val="1A1A1A"/>
+          <w:sz w:val="21"/>
+        </w:rPr>
+        <w:t>Lyceum of Alabang — Project Management: Engineers’ Guide to Future Projects (2022)</w:t>
+      </w:r>
+    </w:p>
+    <w:p>
+      <w:pPr>
+        <w:pStyle w:val="ListBullet"/>
+        <w:spacing w:before="0" w:after="60" w:line="269" w:lineRule="auto"/>
+        <w:ind w:left="374" w:hanging="230"/>
+      </w:pPr>
+      <w:r>
+        <w:rPr>
+          <w:rFonts w:ascii="Calibri" w:hAnsi="Calibri" w:eastAsia="Calibri"/>
+          <w:b w:val="0"/>
+          <w:i w:val="0"/>
+          <w:caps w:val="0"/>
+          <w:color w:val="1A1A1A"/>
+          <w:sz w:val="21"/>
+        </w:rPr>
+        <w:t>Also attended 60+ webinars and seminars on cybersecurity, AI and data science hosted by DICT, DOST, DTI and others (2023–2026)</w:t>
       </w:r>
     </w:p>
     <w:p>
